--- a/docs/report/Master_Report_Nhom10.docx
+++ b/docs/report/Master_Report_Nhom10.docx
@@ -890,7 +890,7 @@
         <w:pStyle w:val="ListBullet"/>
       </w:pPr>
       <w:r>
-        <w:t>BR01: Quản lý danh mục Product với ProductID, ProductCode, ProductName, Category.</w:t>
+        <w:t>BR01: Quản lý danh mục Product với ProductID, ProductName, Category.</w:t>
       </w:r>
     </w:p>
     <w:p>
@@ -1088,7 +1088,7 @@
               <w:rPr>
                 <w:sz w:val="16"/>
               </w:rPr>
-              <w:t>ProductID PK, ProductCode UNIQUE</w:t>
+              <w:t>ProductID PK (mã định danh duy nhất)</w:t>
             </w:r>
           </w:p>
         </w:tc>
